--- a/klagomålsmail/A 3151-2025 FSC-klagomål mail.docx
+++ b/klagomålsmail/A 3151-2025 FSC-klagomål mail.docx
@@ -11,7 +11,7 @@
     </w:p>
     <w:p>
       <w:r>
-        <w:t>Vi vill informera om att det i avverkningsanmälan A 3151-2025 i Haninge kommun har hittats 19 naturvårdsarter varav 7 är rödlistade.</w:t>
+        <w:t>Vi vill informera om att det i avverkningsanmälan A 3151-2025 i Haninge kommun har hittats 20 naturvårdsarter varav 7 är rödlistade.</w:t>
       </w:r>
     </w:p>
     <w:p>

--- a/klagomålsmail/A 3151-2025 FSC-klagomål mail.docx
+++ b/klagomålsmail/A 3151-2025 FSC-klagomål mail.docx
@@ -11,7 +11,7 @@
     </w:p>
     <w:p>
       <w:r>
-        <w:t>Vi vill informera om att det i avverkningsanmälan A 3151-2025 i Haninge kommun har hittats 20 naturvårdsarter varav 7 är rödlistade.</w:t>
+        <w:t>Vi vill informera om att det i avverkningsanmälan A 3151-2025 i Haninge kommun har hittats 21 naturvårdsarter varav 8 är rödlistade.</w:t>
       </w:r>
     </w:p>
     <w:p>

--- a/klagomålsmail/A 3151-2025 FSC-klagomål mail.docx
+++ b/klagomålsmail/A 3151-2025 FSC-klagomål mail.docx
@@ -11,7 +11,7 @@
     </w:p>
     <w:p>
       <w:r>
-        <w:t>Vi vill informera om att det i avverkningsanmälan A 3151-2025 i Haninge kommun har hittats 21 naturvårdsarter varav 8 är rödlistade.</w:t>
+        <w:t>Vi vill informera om att det i avverkningsanmälan A 3151-2025 i Haninge kommun har hittats 23 naturvårdsarter varav 9 är rödlistade.</w:t>
       </w:r>
     </w:p>
     <w:p>

--- a/klagomålsmail/A 3151-2025 FSC-klagomål mail.docx
+++ b/klagomålsmail/A 3151-2025 FSC-klagomål mail.docx
@@ -11,7 +11,7 @@
     </w:p>
     <w:p>
       <w:r>
-        <w:t>Vi vill informera om att det i avverkningsanmälan A 3151-2025 i Haninge kommun har hittats 23 naturvårdsarter varav 9 är rödlistade.</w:t>
+        <w:t>Vi vill informera om att det i avverkningsanmälan A 3151-2025 i Haninge kommun har hittats 24 naturvårdsarter varav 9 är rödlistade.</w:t>
       </w:r>
     </w:p>
     <w:p>

--- a/klagomålsmail/A 3151-2025 FSC-klagomål mail.docx
+++ b/klagomålsmail/A 3151-2025 FSC-klagomål mail.docx
@@ -11,7 +11,7 @@
     </w:p>
     <w:p>
       <w:r>
-        <w:t>Vi vill informera om att det i avverkningsanmälan A 3151-2025 i Haninge kommun har hittats 24 naturvårdsarter varav 9 är rödlistade.</w:t>
+        <w:t>Vi vill informera om att det i avverkningsanmälan A 3151-2025 i Haninge kommun har hittats 25 naturvårdsarter varav 9 är rödlistade.</w:t>
       </w:r>
     </w:p>
     <w:p>

--- a/klagomålsmail/A 3151-2025 FSC-klagomål mail.docx
+++ b/klagomålsmail/A 3151-2025 FSC-klagomål mail.docx
@@ -11,7 +11,7 @@
     </w:p>
     <w:p>
       <w:r>
-        <w:t>Vi vill informera om att det i avverkningsanmälan A 3151-2025 i Haninge kommun har hittats 25 naturvårdsarter varav 9 är rödlistade.</w:t>
+        <w:t>Vi vill informera om att det i avverkningsanmälan A 3151-2025 i Haninge kommun har hittats 32 naturvårdsarter varav 10 är rödlistade.</w:t>
       </w:r>
     </w:p>
     <w:p>

--- a/klagomålsmail/A 3151-2025 FSC-klagomål mail.docx
+++ b/klagomålsmail/A 3151-2025 FSC-klagomål mail.docx
@@ -11,7 +11,7 @@
     </w:p>
     <w:p>
       <w:r>
-        <w:t>Vi vill informera om att det i avverkningsanmälan A 3151-2025 i Haninge kommun har hittats 32 naturvårdsarter varav 10 är rödlistade.</w:t>
+        <w:t>Vi vill informera om att det i avverkningsanmälan A 3151-2025 i Haninge kommun har hittats 36 naturvårdsarter varav 13 är rödlistade.</w:t>
       </w:r>
     </w:p>
     <w:p>

--- a/klagomålsmail/A 3151-2025 FSC-klagomål mail.docx
+++ b/klagomålsmail/A 3151-2025 FSC-klagomål mail.docx
@@ -11,7 +11,7 @@
     </w:p>
     <w:p>
       <w:r>
-        <w:t>Vi vill informera om att det i avverkningsanmälan A 3151-2025 i Haninge kommun har hittats 36 naturvårdsarter varav 13 är rödlistade.</w:t>
+        <w:t>Vi vill informera om att det i avverkningsanmälan A 3151-2025 i Haninge kommun har hittats 38 naturvårdsarter varav 13 är rödlistade.</w:t>
       </w:r>
     </w:p>
     <w:p>

--- a/klagomålsmail/A 3151-2025 FSC-klagomål mail.docx
+++ b/klagomålsmail/A 3151-2025 FSC-klagomål mail.docx
@@ -11,7 +11,7 @@
     </w:p>
     <w:p>
       <w:r>
-        <w:t>Vi vill informera om att det i avverkningsanmälan A 3151-2025 i Haninge kommun har hittats 38 naturvårdsarter varav 13 är rödlistade.</w:t>
+        <w:t>Vi vill informera om att det i avverkningsanmälan A 3151-2025 i Haninge kommun har hittats 39 naturvårdsarter varav 13 är rödlistade.</w:t>
       </w:r>
     </w:p>
     <w:p>

--- a/klagomålsmail/A 3151-2025 FSC-klagomål mail.docx
+++ b/klagomålsmail/A 3151-2025 FSC-klagomål mail.docx
@@ -11,7 +11,7 @@
     </w:p>
     <w:p>
       <w:r>
-        <w:t>Vi vill informera om att det i avverkningsanmälan A 3151-2025 i Haninge kommun har hittats 39 naturvårdsarter varav 13 är rödlistade.</w:t>
+        <w:t>Vi vill informera om att det i avverkningsanmälan A 3151-2025 i Haninge kommun har hittats 40 naturvårdsarter varav 14 är rödlistade.</w:t>
       </w:r>
     </w:p>
     <w:p>

--- a/klagomålsmail/A 3151-2025 FSC-klagomål mail.docx
+++ b/klagomålsmail/A 3151-2025 FSC-klagomål mail.docx
@@ -11,7 +11,7 @@
     </w:p>
     <w:p>
       <w:r>
-        <w:t>Vi vill informera om att det i avverkningsanmälan A 3151-2025 i Haninge kommun har hittats 40 naturvårdsarter varav 14 är rödlistade.</w:t>
+        <w:t>Vi vill informera om att det i avverkningsanmälan A 3151-2025 i Haninge kommun har hittats 41 naturvårdsarter varav 15 är rödlistade.</w:t>
       </w:r>
     </w:p>
     <w:p>

--- a/klagomålsmail/A 3151-2025 FSC-klagomål mail.docx
+++ b/klagomålsmail/A 3151-2025 FSC-klagomål mail.docx
@@ -11,7 +11,7 @@
     </w:p>
     <w:p>
       <w:r>
-        <w:t>Vi vill informera om att det i avverkningsanmälan A 3151-2025 i Haninge kommun har hittats 41 naturvårdsarter varav 15 är rödlistade.</w:t>
+        <w:t>Vi vill informera om att det i avverkningsanmälan A 3151-2025 i Haninge kommun har hittats 42 naturvårdsarter varav 16 är rödlistade.</w:t>
       </w:r>
     </w:p>
     <w:p>

--- a/klagomålsmail/A 3151-2025 FSC-klagomål mail.docx
+++ b/klagomålsmail/A 3151-2025 FSC-klagomål mail.docx
@@ -11,12 +11,12 @@
     </w:p>
     <w:p>
       <w:r>
-        <w:t>Vi vill informera om att det i avverkningsanmälan A 3151-2025 i Haninge kommun har hittats 42 naturvårdsarter varav 16 är rödlistade.</w:t>
+        <w:t>Vi vill informera om att det i och inom 25 meter från avverkningsanmälan A 3151-2025 i Haninge kommun har hittats 50 naturvårdsarter varav 22 är rödlistade.</w:t>
       </w:r>
     </w:p>
     <w:p>
       <w:r>
-        <w:t>Bland annat har knärot (VU, §8) sin livsmiljö i skogen. Observera att utan dispens från Länsstyrelsen är det ett lagbrott att på något sätt skada artens livsmiljö eller ekologiska funktion i området (14 och 15 §§ artskyddsförordningen).</w:t>
+        <w:t>Bland annat har knärot (VU, T, §8) sin livsmiljö i skogen. Observera att utan dispens från Länsstyrelsen är det ett lagbrott att på något sätt skada artens livsmiljö eller ekologiska funktion i området (14 och 15 §§ artskyddsförordningen).</w:t>
       </w:r>
     </w:p>
     <w:p>

--- a/klagomålsmail/A 3151-2025 FSC-klagomål mail.docx
+++ b/klagomålsmail/A 3151-2025 FSC-klagomål mail.docx
@@ -11,7 +11,7 @@
     </w:p>
     <w:p>
       <w:r>
-        <w:t>Vi vill informera om att det i och inom 25 meter från avverkningsanmälan A 3151-2025 i Haninge kommun har hittats 50 naturvårdsarter varav 22 är rödlistade.</w:t>
+        <w:t>Vi vill informera om att det i och inom 25 meter från avverkningsanmälan A 3151-2025 i Haninge kommun har hittats 52 naturvårdsarter varav 23 är rödlistade.</w:t>
       </w:r>
     </w:p>
     <w:p>

--- a/klagomålsmail/A 3151-2025 FSC-klagomål mail.docx
+++ b/klagomålsmail/A 3151-2025 FSC-klagomål mail.docx
@@ -11,7 +11,7 @@
     </w:p>
     <w:p>
       <w:r>
-        <w:t>Vi vill informera om att det i och inom 25 meter från avverkningsanmälan A 3151-2025 i Haninge kommun har hittats 52 naturvårdsarter varav 23 är rödlistade.</w:t>
+        <w:t>Vi vill informera om att det i och inom 25 meter från avverkningsanmälan A 3151-2025 i Haninge kommun har hittats 53 naturvårdsarter varav 23 är rödlistade.</w:t>
       </w:r>
     </w:p>
     <w:p>
